--- a/pr-preview/pr-329/linear-algebra-complex-tracked-changes.docx
+++ b/pr-preview/pr-329/linear-algebra-complex-tracked-changes.docx
@@ -16,7 +16,7 @@
       </w:pPr>
       <w:del w:id="1" w:author="PR Preview" w:date="2026-01-01T00:00:00Z">
         <w:r>
-          <w:delText xml:space="preserve">Last modified: 2026-10-15 23:56:47 (PDT)</w:delText>
+          <w:delText xml:space="preserve">Last modified: 2026-10-16 01:53:21 (PDT)</w:delText>
         </w:r>
       </w:del>
     </w:p>
@@ -26,7 +26,7 @@
       </w:pPr>
       <w:ins w:id="2" w:author="PR Preview" w:date="2026-01-01T00:00:00Z">
         <w:r>
-          <w:t xml:space="preserve">Last modified: 2026-10-16 00:45:25 (PDT)</w:t>
+          <w:t xml:space="preserve">Last modified: 2026-10-16 01:54:17 (PDT)</w:t>
         </w:r>
       </w:ins>
     </w:p>

--- a/pr-preview/pr-329/linear-algebra-complex-tracked-changes.docx
+++ b/pr-preview/pr-329/linear-algebra-complex-tracked-changes.docx
@@ -16,7 +16,7 @@
       </w:pPr>
       <w:del w:id="1" w:author="PR Preview" w:date="2026-01-01T00:00:00Z">
         <w:r>
-          <w:delText xml:space="preserve">Last modified: 2026-10-16 01:53:21 (PDT)</w:delText>
+          <w:delText xml:space="preserve">Last modified: 2026-10-16 02:45:37 (PDT)</w:delText>
         </w:r>
       </w:del>
     </w:p>
@@ -26,7 +26,7 @@
       </w:pPr>
       <w:ins w:id="2" w:author="PR Preview" w:date="2026-01-01T00:00:00Z">
         <w:r>
-          <w:t xml:space="preserve">Last modified: 2026-10-16 01:54:17 (PDT)</w:t>
+          <w:t xml:space="preserve">Last modified: 2026-10-16 02:50:49 (PDT)</w:t>
         </w:r>
       </w:ins>
     </w:p>

--- a/pr-preview/pr-329/linear-algebra-complex-tracked-changes.docx
+++ b/pr-preview/pr-329/linear-algebra-complex-tracked-changes.docx
@@ -16,7 +16,7 @@
       </w:pPr>
       <w:del w:id="1" w:author="PR Preview" w:date="2026-01-01T00:00:00Z">
         <w:r>
-          <w:delText xml:space="preserve">Last modified: 2026-10-16 02:45:37 (PDT)</w:delText>
+          <w:delText xml:space="preserve">Last modified: 2026-10-16 03:50:53 (PDT)</w:delText>
         </w:r>
       </w:del>
     </w:p>
@@ -26,7 +26,7 @@
       </w:pPr>
       <w:ins w:id="2" w:author="PR Preview" w:date="2026-01-01T00:00:00Z">
         <w:r>
-          <w:t xml:space="preserve">Last modified: 2026-10-16 02:50:49 (PDT)</w:t>
+          <w:t xml:space="preserve">Last modified: 2026-10-16 04:03:03 (PDT)</w:t>
         </w:r>
       </w:ins>
     </w:p>
@@ -263,16 +263,21 @@
             <m:e>
               <m:limLow>
                 <m:e>
-                  <m:acc>
-                    <m:accPr>
-                      <m:chr m:val="̃"/>
-                    </m:accPr>
+                  <m:limLow>
                     <m:e>
                       <m:r>
                         <m:t>z</m:t>
                       </m:r>
                     </m:e>
-                  </m:acc>
+                    <m:lim>
+                      <m:r>
+                        <m:rPr>
+                          <m:sty m:val="p"/>
+                        </m:rPr>
+                        <m:t>∼</m:t>
+                      </m:r>
+                    </m:lim>
+                  </m:limLow>
                 </m:e>
                 <m:lim>
                   <m:r>
@@ -411,16 +416,21 @@
                       <m:pos m:val="top"/>
                     </m:barPr>
                     <m:e>
-                      <m:acc>
-                        <m:accPr>
-                          <m:chr m:val="̃"/>
-                        </m:accPr>
+                      <m:limLow>
                         <m:e>
                           <m:r>
                             <m:t>z</m:t>
                           </m:r>
                         </m:e>
-                      </m:acc>
+                        <m:lim>
+                          <m:r>
+                            <m:rPr>
+                              <m:sty m:val="p"/>
+                            </m:rPr>
+                            <m:t>∼</m:t>
+                          </m:r>
+                        </m:lim>
+                      </m:limLow>
                     </m:e>
                   </m:bar>
                 </m:e>
@@ -1403,16 +1413,21 @@
       <m:oMath>
         <m:sSup>
           <m:e>
-            <m:acc>
-              <m:accPr>
-                <m:chr m:val="̃"/>
-              </m:accPr>
+            <m:limLow>
               <m:e>
                 <m:r>
                   <m:t>x</m:t>
                 </m:r>
               </m:e>
-            </m:acc>
+              <m:lim>
+                <m:r>
+                  <m:rPr>
+                    <m:sty m:val="p"/>
+                  </m:rPr>
+                  <m:t>∼</m:t>
+                </m:r>
+              </m:lim>
+            </m:limLow>
           </m:e>
           <m:sup>
             <m:r>
@@ -2223,16 +2238,21 @@
         <w:t xml:space="preserve"> </w:t>
       </w:r>
       <m:oMath>
-        <m:acc>
-          <m:accPr>
-            <m:chr m:val="̃"/>
-          </m:accPr>
+        <m:limLow>
           <m:e>
             <m:r>
               <m:t>z</m:t>
             </m:r>
           </m:e>
-        </m:acc>
+          <m:lim>
+            <m:r>
+              <m:rPr>
+                <m:sty m:val="p"/>
+              </m:rPr>
+              <m:t>∼</m:t>
+            </m:r>
+          </m:lim>
+        </m:limLow>
         <m:r>
           <m:rPr>
             <m:sty m:val="p"/>
@@ -2291,16 +2311,21 @@
       <m:oMath>
         <m:sSup>
           <m:e>
-            <m:acc>
-              <m:accPr>
-                <m:chr m:val="̃"/>
-              </m:accPr>
+            <m:limLow>
               <m:e>
                 <m:r>
                   <m:t>z</m:t>
                 </m:r>
               </m:e>
-            </m:acc>
+              <m:lim>
+                <m:r>
+                  <m:rPr>
+                    <m:sty m:val="p"/>
+                  </m:rPr>
+                  <m:t>∼</m:t>
+                </m:r>
+              </m:lim>
+            </m:limLow>
           </m:e>
           <m:sup>
             <m:r>
@@ -5486,32 +5511,42 @@
             <m:grow/>
           </m:dPr>
           <m:e>
-            <m:acc>
-              <m:accPr>
-                <m:chr m:val="̃"/>
-              </m:accPr>
+            <m:limLow>
               <m:e>
                 <m:r>
                   <m:t>u</m:t>
                 </m:r>
               </m:e>
-            </m:acc>
+              <m:lim>
+                <m:r>
+                  <m:rPr>
+                    <m:sty m:val="p"/>
+                  </m:rPr>
+                  <m:t>∼</m:t>
+                </m:r>
+              </m:lim>
+            </m:limLow>
             <m:r>
               <m:rPr>
                 <m:sty m:val="p"/>
               </m:rPr>
               <m:t>,</m:t>
             </m:r>
-            <m:acc>
-              <m:accPr>
-                <m:chr m:val="̃"/>
-              </m:accPr>
+            <m:limLow>
               <m:e>
                 <m:r>
                   <m:t>v</m:t>
                 </m:r>
               </m:e>
-            </m:acc>
+              <m:lim>
+                <m:r>
+                  <m:rPr>
+                    <m:sty m:val="p"/>
+                  </m:rPr>
+                  <m:t>∼</m:t>
+                </m:r>
+              </m:lim>
+            </m:limLow>
           </m:e>
         </m:d>
         <m:r>
@@ -5538,16 +5573,21 @@
         </m:limUpp>
         <m:sSup>
           <m:e>
-            <m:acc>
-              <m:accPr>
-                <m:chr m:val="̃"/>
-              </m:accPr>
+            <m:limLow>
               <m:e>
                 <m:r>
                   <m:t>u</m:t>
                 </m:r>
               </m:e>
-            </m:acc>
+              <m:lim>
+                <m:r>
+                  <m:rPr>
+                    <m:sty m:val="p"/>
+                  </m:rPr>
+                  <m:t>∼</m:t>
+                </m:r>
+              </m:lim>
+            </m:limLow>
           </m:e>
           <m:sup>
             <m:r>
@@ -5559,16 +5599,21 @@
             </m:r>
           </m:sup>
         </m:sSup>
-        <m:acc>
-          <m:accPr>
-            <m:chr m:val="̃"/>
-          </m:accPr>
+        <m:limLow>
           <m:e>
             <m:r>
               <m:t>v</m:t>
             </m:r>
           </m:e>
-        </m:acc>
+          <m:lim>
+            <m:r>
+              <m:rPr>
+                <m:sty m:val="p"/>
+              </m:rPr>
+              <m:t>∼</m:t>
+            </m:r>
+          </m:lim>
+        </m:limLow>
       </m:oMath>
       <w:r>
         <w:t xml:space="preserve">,</w:t>
@@ -5600,32 +5645,42 @@
                 </m:rPr>
                 <m:t>A</m:t>
               </m:r>
-              <m:acc>
-                <m:accPr>
-                  <m:chr m:val="̃"/>
-                </m:accPr>
+              <m:limLow>
                 <m:e>
                   <m:r>
                     <m:t>u</m:t>
                   </m:r>
                 </m:e>
-              </m:acc>
+                <m:lim>
+                  <m:r>
+                    <m:rPr>
+                      <m:sty m:val="p"/>
+                    </m:rPr>
+                    <m:t>∼</m:t>
+                  </m:r>
+                </m:lim>
+              </m:limLow>
               <m:r>
                 <m:rPr>
                   <m:sty m:val="p"/>
                 </m:rPr>
                 <m:t>,</m:t>
               </m:r>
-              <m:acc>
-                <m:accPr>
-                  <m:chr m:val="̃"/>
-                </m:accPr>
+              <m:limLow>
                 <m:e>
                   <m:r>
                     <m:t>v</m:t>
                   </m:r>
                 </m:e>
-              </m:acc>
+                <m:lim>
+                  <m:r>
+                    <m:rPr>
+                      <m:sty m:val="p"/>
+                    </m:rPr>
+                    <m:t>∼</m:t>
+                  </m:r>
+                </m:lim>
+              </m:limLow>
             </m:e>
           </m:d>
           <m:r>
@@ -5648,16 +5703,21 @@
               <m:grow/>
             </m:dPr>
             <m:e>
-              <m:acc>
-                <m:accPr>
-                  <m:chr m:val="̃"/>
-                </m:accPr>
+              <m:limLow>
                 <m:e>
                   <m:r>
                     <m:t>u</m:t>
                   </m:r>
                 </m:e>
-              </m:acc>
+                <m:lim>
+                  <m:r>
+                    <m:rPr>
+                      <m:sty m:val="p"/>
+                    </m:rPr>
+                    <m:t>∼</m:t>
+                  </m:r>
+                </m:lim>
+              </m:limLow>
               <m:r>
                 <m:rPr>
                   <m:sty m:val="p"/>
@@ -5683,16 +5743,21 @@
                   </m:r>
                 </m:sup>
               </m:sSup>
-              <m:acc>
-                <m:accPr>
-                  <m:chr m:val="̃"/>
-                </m:accPr>
+              <m:limLow>
                 <m:e>
                   <m:r>
                     <m:t>v</m:t>
                   </m:r>
                 </m:e>
-              </m:acc>
+                <m:lim>
+                  <m:r>
+                    <m:rPr>
+                      <m:sty m:val="p"/>
+                    </m:rPr>
+                    <m:t>∼</m:t>
+                  </m:r>
+                </m:lim>
+              </m:limLow>
             </m:e>
           </m:d>
           <m:r>
@@ -5708,16 +5773,21 @@
             </m:rPr>
             <m:t>for all </m:t>
           </m:r>
-          <m:acc>
-            <m:accPr>
-              <m:chr m:val="̃"/>
-            </m:accPr>
+          <m:limLow>
             <m:e>
               <m:r>
                 <m:t>u</m:t>
               </m:r>
             </m:e>
-          </m:acc>
+            <m:lim>
+              <m:r>
+                <m:rPr>
+                  <m:sty m:val="p"/>
+                </m:rPr>
+                <m:t>∼</m:t>
+              </m:r>
+            </m:lim>
+          </m:limLow>
           <m:r>
             <m:rPr>
               <m:sty m:val="p"/>
@@ -5747,16 +5817,21 @@
             </m:rPr>
             <m:t> and </m:t>
           </m:r>
-          <m:acc>
-            <m:accPr>
-              <m:chr m:val="̃"/>
-            </m:accPr>
+          <m:limLow>
             <m:e>
               <m:r>
                 <m:t>v</m:t>
               </m:r>
             </m:e>
-          </m:acc>
+            <m:lim>
+              <m:r>
+                <m:rPr>
+                  <m:sty m:val="p"/>
+                </m:rPr>
+                <m:t>∼</m:t>
+              </m:r>
+            </m:lim>
+          </m:limLow>
           <m:r>
             <m:rPr>
               <m:sty m:val="p"/>
@@ -5846,32 +5921,42 @@
                     </m:rPr>
                     <m:t>A</m:t>
                   </m:r>
-                  <m:acc>
-                    <m:accPr>
-                      <m:chr m:val="̃"/>
-                    </m:accPr>
+                  <m:limLow>
                     <m:e>
                       <m:r>
                         <m:t>u</m:t>
                       </m:r>
                     </m:e>
-                  </m:acc>
+                    <m:lim>
+                      <m:r>
+                        <m:rPr>
+                          <m:sty m:val="p"/>
+                        </m:rPr>
+                        <m:t>∼</m:t>
+                      </m:r>
+                    </m:lim>
+                  </m:limLow>
                   <m:r>
                     <m:rPr>
                       <m:sty m:val="p"/>
                     </m:rPr>
                     <m:t>,</m:t>
                   </m:r>
-                  <m:acc>
-                    <m:accPr>
-                      <m:chr m:val="̃"/>
-                    </m:accPr>
+                  <m:limLow>
                     <m:e>
                       <m:r>
                         <m:t>v</m:t>
                       </m:r>
                     </m:e>
-                  </m:acc>
+                    <m:lim>
+                      <m:r>
+                        <m:rPr>
+                          <m:sty m:val="p"/>
+                        </m:rPr>
+                        <m:t>∼</m:t>
+                      </m:r>
+                    </m:lim>
+                  </m:limLow>
                 </m:e>
               </m:d>
               <m:r>
@@ -5898,16 +5983,21 @@
                 </m:rPr>
                 <m:t>A</m:t>
               </m:r>
-              <m:acc>
-                <m:accPr>
-                  <m:chr m:val="̃"/>
-                </m:accPr>
+              <m:limLow>
                 <m:e>
                   <m:r>
                     <m:t>u</m:t>
                   </m:r>
                 </m:e>
-              </m:acc>
+                <m:lim>
+                  <m:r>
+                    <m:rPr>
+                      <m:sty m:val="p"/>
+                    </m:rPr>
+                    <m:t>∼</m:t>
+                  </m:r>
+                </m:lim>
+              </m:limLow>
               <m:sSup>
                 <m:e>
                   <m:r>
@@ -5927,16 +6017,21 @@
                   </m:r>
                 </m:sup>
               </m:sSup>
-              <m:acc>
-                <m:accPr>
-                  <m:chr m:val="̃"/>
-                </m:accPr>
+              <m:limLow>
                 <m:e>
                   <m:r>
                     <m:t>v</m:t>
                   </m:r>
                 </m:e>
-              </m:acc>
+                <m:lim>
+                  <m:r>
+                    <m:rPr>
+                      <m:sty m:val="p"/>
+                    </m:rPr>
+                    <m:t>∼</m:t>
+                  </m:r>
+                </m:lim>
+              </m:limLow>
               <m:r>
                 <m:t>&amp;</m:t>
               </m:r>
@@ -5969,16 +6064,21 @@
               </m:r>
               <m:sSup>
                 <m:e>
-                  <m:acc>
-                    <m:accPr>
-                      <m:chr m:val="̃"/>
-                    </m:accPr>
+                  <m:limLow>
                     <m:e>
                       <m:r>
                         <m:t>u</m:t>
                       </m:r>
                     </m:e>
-                  </m:acc>
+                    <m:lim>
+                      <m:r>
+                        <m:rPr>
+                          <m:sty m:val="p"/>
+                        </m:rPr>
+                        <m:t>∼</m:t>
+                      </m:r>
+                    </m:lim>
+                  </m:limLow>
                 </m:e>
                 <m:sup>
                   <m:r>
@@ -6015,16 +6115,21 @@
                 </m:rPr>
                 <m:t>)</m:t>
               </m:r>
-              <m:acc>
-                <m:accPr>
-                  <m:chr m:val="̃"/>
-                </m:accPr>
+              <m:limLow>
                 <m:e>
                   <m:r>
                     <m:t>v</m:t>
                   </m:r>
                 </m:e>
-              </m:acc>
+                <m:lim>
+                  <m:r>
+                    <m:rPr>
+                      <m:sty m:val="p"/>
+                    </m:rPr>
+                    <m:t>∼</m:t>
+                  </m:r>
+                </m:lim>
+              </m:limLow>
               <m:r>
                 <m:t>&amp;</m:t>
               </m:r>
@@ -6065,16 +6170,21 @@
               </m:r>
               <m:sSup>
                 <m:e>
-                  <m:acc>
-                    <m:accPr>
-                      <m:chr m:val="̃"/>
-                    </m:accPr>
+                  <m:limLow>
                     <m:e>
                       <m:r>
                         <m:t>u</m:t>
                       </m:r>
                     </m:e>
-                  </m:acc>
+                    <m:lim>
+                      <m:r>
+                        <m:rPr>
+                          <m:sty m:val="p"/>
+                        </m:rPr>
+                        <m:t>∼</m:t>
+                      </m:r>
+                    </m:lim>
+                  </m:limLow>
                 </m:e>
                 <m:sup>
                   <m:r>
@@ -6111,16 +6221,21 @@
                   </m:r>
                 </m:sup>
               </m:sSup>
-              <m:acc>
-                <m:accPr>
-                  <m:chr m:val="̃"/>
-                </m:accPr>
+              <m:limLow>
                 <m:e>
                   <m:r>
                     <m:t>v</m:t>
                   </m:r>
                 </m:e>
-              </m:acc>
+                <m:lim>
+                  <m:r>
+                    <m:rPr>
+                      <m:sty m:val="p"/>
+                    </m:rPr>
+                    <m:t>∼</m:t>
+                  </m:r>
+                </m:lim>
+              </m:limLow>
               <m:r>
                 <m:rPr>
                   <m:sty m:val="p"/>
@@ -6162,16 +6277,21 @@
                   <m:grow/>
                 </m:dPr>
                 <m:e>
-                  <m:acc>
-                    <m:accPr>
-                      <m:chr m:val="̃"/>
-                    </m:accPr>
+                  <m:limLow>
                     <m:e>
                       <m:r>
                         <m:t>u</m:t>
                       </m:r>
                     </m:e>
-                  </m:acc>
+                    <m:lim>
+                      <m:r>
+                        <m:rPr>
+                          <m:sty m:val="p"/>
+                        </m:rPr>
+                        <m:t>∼</m:t>
+                      </m:r>
+                    </m:lim>
+                  </m:limLow>
                   <m:r>
                     <m:rPr>
                       <m:sty m:val="p"/>
@@ -6197,16 +6317,21 @@
                       </m:r>
                     </m:sup>
                   </m:sSup>
-                  <m:acc>
-                    <m:accPr>
-                      <m:chr m:val="̃"/>
-                    </m:accPr>
+                  <m:limLow>
                     <m:e>
                       <m:r>
                         <m:t>v</m:t>
                       </m:r>
                     </m:e>
-                  </m:acc>
+                    <m:lim>
+                      <m:r>
+                        <m:rPr>
+                          <m:sty m:val="p"/>
+                        </m:rPr>
+                        <m:t>∼</m:t>
+                      </m:r>
+                    </m:lim>
+                  </m:limLow>
                 </m:e>
               </m:d>
               <m:r>
@@ -6401,32 +6526,42 @@
             <m:r>
               <m:t>T</m:t>
             </m:r>
-            <m:acc>
-              <m:accPr>
-                <m:chr m:val="̃"/>
-              </m:accPr>
+            <m:limLow>
               <m:e>
                 <m:r>
                   <m:t>u</m:t>
                 </m:r>
               </m:e>
-            </m:acc>
+              <m:lim>
+                <m:r>
+                  <m:rPr>
+                    <m:sty m:val="p"/>
+                  </m:rPr>
+                  <m:t>∼</m:t>
+                </m:r>
+              </m:lim>
+            </m:limLow>
             <m:r>
               <m:rPr>
                 <m:sty m:val="p"/>
               </m:rPr>
               <m:t>,</m:t>
             </m:r>
-            <m:acc>
-              <m:accPr>
-                <m:chr m:val="̃"/>
-              </m:accPr>
+            <m:limLow>
               <m:e>
                 <m:r>
                   <m:t>v</m:t>
                 </m:r>
               </m:e>
-            </m:acc>
+              <m:lim>
+                <m:r>
+                  <m:rPr>
+                    <m:sty m:val="p"/>
+                  </m:rPr>
+                  <m:t>∼</m:t>
+                </m:r>
+              </m:lim>
+            </m:limLow>
           </m:e>
         </m:d>
         <m:r>
@@ -6449,16 +6584,21 @@
             <m:grow/>
           </m:dPr>
           <m:e>
-            <m:acc>
-              <m:accPr>
-                <m:chr m:val="̃"/>
-              </m:accPr>
+            <m:limLow>
               <m:e>
                 <m:r>
                   <m:t>u</m:t>
                 </m:r>
               </m:e>
-            </m:acc>
+              <m:lim>
+                <m:r>
+                  <m:rPr>
+                    <m:sty m:val="p"/>
+                  </m:rPr>
+                  <m:t>∼</m:t>
+                </m:r>
+              </m:lim>
+            </m:limLow>
             <m:r>
               <m:rPr>
                 <m:sty m:val="p"/>
@@ -6480,16 +6620,21 @@
                 </m:r>
               </m:sup>
             </m:sSup>
-            <m:acc>
-              <m:accPr>
-                <m:chr m:val="̃"/>
-              </m:accPr>
+            <m:limLow>
               <m:e>
                 <m:r>
                   <m:t>v</m:t>
                 </m:r>
               </m:e>
-            </m:acc>
+              <m:lim>
+                <m:r>
+                  <m:rPr>
+                    <m:sty m:val="p"/>
+                  </m:rPr>
+                  <m:t>∼</m:t>
+                </m:r>
+              </m:lim>
+            </m:limLow>
           </m:e>
         </m:d>
         <m:r>
@@ -6627,16 +6772,21 @@
       <m:oMath>
         <m:sSup>
           <m:e>
-            <m:acc>
-              <m:accPr>
-                <m:chr m:val="̃"/>
-              </m:accPr>
+            <m:limLow>
               <m:e>
                 <m:r>
                   <m:t>z</m:t>
                 </m:r>
               </m:e>
-            </m:acc>
+              <m:lim>
+                <m:r>
+                  <m:rPr>
+                    <m:sty m:val="p"/>
+                  </m:rPr>
+                  <m:t>∼</m:t>
+                </m:r>
+              </m:lim>
+            </m:limLow>
           </m:e>
           <m:sup>
             <m:r>
@@ -6648,16 +6798,21 @@
             </m:r>
           </m:sup>
         </m:sSup>
-        <m:acc>
-          <m:accPr>
-            <m:chr m:val="̃"/>
-          </m:accPr>
+        <m:limLow>
           <m:e>
             <m:r>
               <m:t>z</m:t>
             </m:r>
           </m:e>
-        </m:acc>
+          <m:lim>
+            <m:r>
+              <m:rPr>
+                <m:sty m:val="p"/>
+              </m:rPr>
+              <m:t>∼</m:t>
+            </m:r>
+          </m:lim>
+        </m:limLow>
       </m:oMath>
       <w:r>
         <w:rPr>
@@ -6683,16 +6838,21 @@
         <w:t xml:space="preserve"> </w:t>
       </w:r>
       <m:oMath>
-        <m:acc>
-          <m:accPr>
-            <m:chr m:val="̃"/>
-          </m:accPr>
+        <m:limLow>
           <m:e>
             <m:r>
               <m:t>z</m:t>
             </m:r>
           </m:e>
-        </m:acc>
+          <m:lim>
+            <m:r>
+              <m:rPr>
+                <m:sty m:val="p"/>
+              </m:rPr>
+              <m:t>∼</m:t>
+            </m:r>
+          </m:lim>
+        </m:limLow>
         <m:r>
           <m:rPr>
             <m:sty m:val="p"/>
@@ -6735,16 +6895,21 @@
                 <m:e>
                   <m:sSup>
                     <m:e>
-                      <m:acc>
-                        <m:accPr>
-                          <m:chr m:val="̃"/>
-                        </m:accPr>
+                      <m:limLow>
                         <m:e>
                           <m:r>
                             <m:t>z</m:t>
                           </m:r>
                         </m:e>
-                      </m:acc>
+                        <m:lim>
+                          <m:r>
+                            <m:rPr>
+                              <m:sty m:val="p"/>
+                            </m:rPr>
+                            <m:t>∼</m:t>
+                          </m:r>
+                        </m:lim>
+                      </m:limLow>
                     </m:e>
                     <m:sup>
                       <m:r>
@@ -6789,16 +6954,21 @@
             <m:e>
               <m:limLow>
                 <m:e>
-                  <m:acc>
-                    <m:accPr>
-                      <m:chr m:val="̃"/>
-                    </m:accPr>
+                  <m:limLow>
                     <m:e>
                       <m:r>
                         <m:t>z</m:t>
                       </m:r>
                     </m:e>
-                  </m:acc>
+                    <m:lim>
+                      <m:r>
+                        <m:rPr>
+                          <m:sty m:val="p"/>
+                        </m:rPr>
+                        <m:t>∼</m:t>
+                      </m:r>
+                    </m:lim>
+                  </m:limLow>
                 </m:e>
                 <m:lim>
                   <m:r>
@@ -6937,16 +7107,21 @@
         <w:t xml:space="preserve"> </w:t>
       </w:r>
       <m:oMath>
-        <m:acc>
-          <m:accPr>
-            <m:chr m:val="̃"/>
-          </m:accPr>
+        <m:limLow>
           <m:e>
             <m:r>
               <m:t>z</m:t>
             </m:r>
           </m:e>
-        </m:acc>
+          <m:lim>
+            <m:r>
+              <m:rPr>
+                <m:sty m:val="p"/>
+              </m:rPr>
+              <m:t>∼</m:t>
+            </m:r>
+          </m:lim>
+        </m:limLow>
         <m:r>
           <m:rPr>
             <m:sty m:val="p"/>
@@ -6955,16 +7130,21 @@
         </m:r>
         <m:sSub>
           <m:e>
-            <m:acc>
-              <m:accPr>
-                <m:chr m:val="̃"/>
-              </m:accPr>
+            <m:limLow>
               <m:e>
                 <m:r>
                   <m:t>0</m:t>
                 </m:r>
               </m:e>
-            </m:acc>
+              <m:lim>
+                <m:r>
+                  <m:rPr>
+                    <m:sty m:val="p"/>
+                  </m:rPr>
+                  <m:t>∼</m:t>
+                </m:r>
+              </m:lim>
+            </m:limLow>
           </m:e>
           <m:sub>
             <m:r>
@@ -7032,16 +7212,21 @@
             <m:e>
               <m:sSup>
                 <m:e>
-                  <m:acc>
-                    <m:accPr>
-                      <m:chr m:val="̃"/>
-                    </m:accPr>
+                  <m:limLow>
                     <m:e>
                       <m:r>
                         <m:t>z</m:t>
                       </m:r>
                     </m:e>
-                  </m:acc>
+                    <m:lim>
+                      <m:r>
+                        <m:rPr>
+                          <m:sty m:val="p"/>
+                        </m:rPr>
+                        <m:t>∼</m:t>
+                      </m:r>
+                    </m:lim>
+                  </m:limLow>
                 </m:e>
                 <m:sup>
                   <m:r>
@@ -7053,16 +7238,21 @@
                   </m:r>
                 </m:sup>
               </m:sSup>
-              <m:acc>
-                <m:accPr>
-                  <m:chr m:val="̃"/>
-                </m:accPr>
+              <m:limLow>
                 <m:e>
                   <m:r>
                     <m:t>z</m:t>
                   </m:r>
                 </m:e>
-              </m:acc>
+                <m:lim>
+                  <m:r>
+                    <m:rPr>
+                      <m:sty m:val="p"/>
+                    </m:rPr>
+                    <m:t>∼</m:t>
+                  </m:r>
+                </m:lim>
+              </m:limLow>
               <m:r>
                 <m:t>&amp;</m:t>
               </m:r>
@@ -7750,16 +7940,21 @@
       <m:oMath>
         <m:sSup>
           <m:e>
-            <m:acc>
-              <m:accPr>
-                <m:chr m:val="̃"/>
-              </m:accPr>
+            <m:limLow>
               <m:e>
                 <m:r>
                   <m:t>z</m:t>
                 </m:r>
               </m:e>
-            </m:acc>
+              <m:lim>
+                <m:r>
+                  <m:rPr>
+                    <m:sty m:val="p"/>
+                  </m:rPr>
+                  <m:t>∼</m:t>
+                </m:r>
+              </m:lim>
+            </m:limLow>
           </m:e>
           <m:sup>
             <m:r>
@@ -7771,16 +7966,21 @@
             </m:r>
           </m:sup>
         </m:sSup>
-        <m:acc>
-          <m:accPr>
-            <m:chr m:val="̃"/>
-          </m:accPr>
+        <m:limLow>
           <m:e>
             <m:r>
               <m:t>z</m:t>
             </m:r>
           </m:e>
-        </m:acc>
+          <m:lim>
+            <m:r>
+              <m:rPr>
+                <m:sty m:val="p"/>
+              </m:rPr>
+              <m:t>∼</m:t>
+            </m:r>
+          </m:lim>
+        </m:limLow>
       </m:oMath>
       <w:r>
         <w:rPr>
@@ -7799,16 +7999,21 @@
         <w:t xml:space="preserve"> </w:t>
       </w:r>
       <m:oMath>
-        <m:acc>
-          <m:accPr>
-            <m:chr m:val="̃"/>
-          </m:accPr>
+        <m:limLow>
           <m:e>
             <m:r>
               <m:t>z</m:t>
             </m:r>
           </m:e>
-        </m:acc>
+          <m:lim>
+            <m:r>
+              <m:rPr>
+                <m:sty m:val="p"/>
+              </m:rPr>
+              <m:t>∼</m:t>
+            </m:r>
+          </m:lim>
+        </m:limLow>
         <m:r>
           <m:rPr>
             <m:sty m:val="p"/>
@@ -7902,16 +8107,21 @@
                     <m:e>
                       <m:sSup>
                         <m:e>
-                          <m:acc>
-                            <m:accPr>
-                              <m:chr m:val="̃"/>
-                            </m:accPr>
+                          <m:limLow>
                             <m:e>
                               <m:r>
                                 <m:t>z</m:t>
                               </m:r>
                             </m:e>
-                          </m:acc>
+                            <m:lim>
+                              <m:r>
+                                <m:rPr>
+                                  <m:sty m:val="p"/>
+                                </m:rPr>
+                                <m:t>∼</m:t>
+                              </m:r>
+                            </m:lim>
+                          </m:limLow>
                         </m:e>
                         <m:sup>
                           <m:r>
@@ -7956,16 +8166,21 @@
                 <m:e>
                   <m:limLow>
                     <m:e>
-                      <m:acc>
-                        <m:accPr>
-                          <m:chr m:val="̃"/>
-                        </m:accPr>
+                      <m:limLow>
                         <m:e>
                           <m:r>
                             <m:t>z</m:t>
                           </m:r>
                         </m:e>
-                      </m:acc>
+                        <m:lim>
+                          <m:r>
+                            <m:rPr>
+                              <m:sty m:val="p"/>
+                            </m:rPr>
+                            <m:t>∼</m:t>
+                          </m:r>
+                        </m:lim>
+                      </m:limLow>
                     </m:e>
                     <m:lim>
                       <m:r>
@@ -8671,16 +8886,21 @@
         <w:t xml:space="preserve"> </w:t>
       </w:r>
       <m:oMath>
-        <m:acc>
-          <m:accPr>
-            <m:chr m:val="̃"/>
-          </m:accPr>
+        <m:limLow>
           <m:e>
             <m:r>
               <m:t>x</m:t>
             </m:r>
           </m:e>
-        </m:acc>
+          <m:lim>
+            <m:r>
+              <m:rPr>
+                <m:sty m:val="p"/>
+              </m:rPr>
+              <m:t>∼</m:t>
+            </m:r>
+          </m:lim>
+        </m:limLow>
       </m:oMath>
       <w:r>
         <w:t xml:space="preserve">,</w:t>
@@ -8691,16 +8911,21 @@
       <m:oMath>
         <m:sSup>
           <m:e>
-            <m:acc>
-              <m:accPr>
-                <m:chr m:val="̃"/>
-              </m:accPr>
+            <m:limLow>
               <m:e>
                 <m:r>
                   <m:t>x</m:t>
                 </m:r>
               </m:e>
-            </m:acc>
+              <m:lim>
+                <m:r>
+                  <m:rPr>
+                    <m:sty m:val="p"/>
+                  </m:rPr>
+                  <m:t>∼</m:t>
+                </m:r>
+              </m:lim>
+            </m:limLow>
           </m:e>
           <m:sup>
             <m:r>
@@ -8711,16 +8936,21 @@
             </m:r>
           </m:sup>
         </m:sSup>
-        <m:acc>
-          <m:accPr>
-            <m:chr m:val="̃"/>
-          </m:accPr>
+        <m:limLow>
           <m:e>
             <m:r>
               <m:t>x</m:t>
             </m:r>
           </m:e>
-        </m:acc>
+          <m:lim>
+            <m:r>
+              <m:rPr>
+                <m:sty m:val="p"/>
+              </m:rPr>
+              <m:t>∼</m:t>
+            </m:r>
+          </m:lim>
+        </m:limLow>
         <m:r>
           <m:rPr>
             <m:sty m:val="p"/>
@@ -8798,16 +9028,21 @@
         <w:t xml:space="preserve"> </w:t>
       </w:r>
       <m:oMath>
-        <m:acc>
-          <m:accPr>
-            <m:chr m:val="̃"/>
-          </m:accPr>
+        <m:limLow>
           <m:e>
             <m:r>
               <m:t>x</m:t>
             </m:r>
           </m:e>
-        </m:acc>
+          <m:lim>
+            <m:r>
+              <m:rPr>
+                <m:sty m:val="p"/>
+              </m:rPr>
+              <m:t>∼</m:t>
+            </m:r>
+          </m:lim>
+        </m:limLow>
       </m:oMath>
       <w:r>
         <w:t xml:space="preserve"> </w:t>
@@ -8831,16 +9066,21 @@
         <w:t xml:space="preserve"> </w:t>
       </w:r>
       <m:oMath>
-        <m:acc>
-          <m:accPr>
-            <m:chr m:val="̃"/>
-          </m:accPr>
+        <m:limLow>
           <m:e>
             <m:r>
               <m:t>z</m:t>
             </m:r>
           </m:e>
-        </m:acc>
+          <m:lim>
+            <m:r>
+              <m:rPr>
+                <m:sty m:val="p"/>
+              </m:rPr>
+              <m:t>∼</m:t>
+            </m:r>
+          </m:lim>
+        </m:limLow>
         <m:r>
           <m:rPr>
             <m:sty m:val="p"/>
@@ -8905,16 +9145,21 @@
                     <m:e>
                       <m:sSup>
                         <m:e>
-                          <m:acc>
-                            <m:accPr>
-                              <m:chr m:val="̃"/>
-                            </m:accPr>
+                          <m:limLow>
                             <m:e>
                               <m:r>
                                 <m:t>z</m:t>
                               </m:r>
                             </m:e>
-                          </m:acc>
+                            <m:lim>
+                              <m:r>
+                                <m:rPr>
+                                  <m:sty m:val="p"/>
+                                </m:rPr>
+                                <m:t>∼</m:t>
+                              </m:r>
+                            </m:lim>
+                          </m:limLow>
                         </m:e>
                         <m:sup>
                           <m:r>
@@ -8958,16 +9203,21 @@
                 <m:e>
                   <m:limLow>
                     <m:e>
-                      <m:acc>
-                        <m:accPr>
-                          <m:chr m:val="̃"/>
-                        </m:accPr>
+                      <m:limLow>
                         <m:e>
                           <m:r>
                             <m:t>z</m:t>
                           </m:r>
                         </m:e>
-                      </m:acc>
+                        <m:lim>
+                          <m:r>
+                            <m:rPr>
+                              <m:sty m:val="p"/>
+                            </m:rPr>
+                            <m:t>∼</m:t>
+                          </m:r>
+                        </m:lim>
+                      </m:limLow>
                     </m:e>
                     <m:lim>
                       <m:r>
@@ -9168,16 +9418,21 @@
         <w:t xml:space="preserve"> </w:t>
       </w:r>
       <m:oMath>
-        <m:acc>
-          <m:accPr>
-            <m:chr m:val="̃"/>
-          </m:accPr>
+        <m:limLow>
           <m:e>
             <m:r>
               <m:t>z</m:t>
             </m:r>
           </m:e>
-        </m:acc>
+          <m:lim>
+            <m:r>
+              <m:rPr>
+                <m:sty m:val="p"/>
+              </m:rPr>
+              <m:t>∼</m:t>
+            </m:r>
+          </m:lim>
+        </m:limLow>
         <m:r>
           <m:rPr>
             <m:sty m:val="p"/>
@@ -9186,16 +9441,21 @@
         </m:r>
         <m:sSub>
           <m:e>
-            <m:acc>
-              <m:accPr>
-                <m:chr m:val="̃"/>
-              </m:accPr>
+            <m:limLow>
               <m:e>
                 <m:r>
                   <m:t>0</m:t>
                 </m:r>
               </m:e>
-            </m:acc>
+              <m:lim>
+                <m:r>
+                  <m:rPr>
+                    <m:sty m:val="p"/>
+                  </m:rPr>
+                  <m:t>∼</m:t>
+                </m:r>
+              </m:lim>
+            </m:limLow>
           </m:e>
           <m:sub>
             <m:r>
@@ -9240,16 +9500,21 @@
                     <m:e>
                       <m:sSup>
                         <m:e>
-                          <m:acc>
-                            <m:accPr>
-                              <m:chr m:val="̃"/>
-                            </m:accPr>
+                          <m:limLow>
                             <m:e>
                               <m:r>
                                 <m:t>z</m:t>
                               </m:r>
                             </m:e>
-                          </m:acc>
+                            <m:lim>
+                              <m:r>
+                                <m:rPr>
+                                  <m:sty m:val="p"/>
+                                </m:rPr>
+                                <m:t>∼</m:t>
+                              </m:r>
+                            </m:lim>
+                          </m:limLow>
                         </m:e>
                         <m:sup>
                           <m:r>
@@ -9294,16 +9559,21 @@
                 <m:e>
                   <m:limLow>
                     <m:e>
-                      <m:acc>
-                        <m:accPr>
-                          <m:chr m:val="̃"/>
-                        </m:accPr>
+                      <m:limLow>
                         <m:e>
                           <m:r>
                             <m:t>z</m:t>
                           </m:r>
                         </m:e>
-                      </m:acc>
+                        <m:lim>
+                          <m:r>
+                            <m:rPr>
+                              <m:sty m:val="p"/>
+                            </m:rPr>
+                            <m:t>∼</m:t>
+                          </m:r>
+                        </m:lim>
+                      </m:limLow>
                     </m:e>
                     <m:lim>
                       <m:r>
@@ -9874,32 +10144,42 @@
               </m:rPr>
               <m:t>A</m:t>
             </m:r>
-            <m:acc>
-              <m:accPr>
-                <m:chr m:val="̃"/>
-              </m:accPr>
+            <m:limLow>
               <m:e>
                 <m:r>
                   <m:t>u</m:t>
                 </m:r>
               </m:e>
-            </m:acc>
+              <m:lim>
+                <m:r>
+                  <m:rPr>
+                    <m:sty m:val="p"/>
+                  </m:rPr>
+                  <m:t>∼</m:t>
+                </m:r>
+              </m:lim>
+            </m:limLow>
             <m:r>
               <m:rPr>
                 <m:sty m:val="p"/>
               </m:rPr>
               <m:t>,</m:t>
             </m:r>
-            <m:acc>
-              <m:accPr>
-                <m:chr m:val="̃"/>
-              </m:accPr>
+            <m:limLow>
               <m:e>
                 <m:r>
                   <m:t>v</m:t>
                 </m:r>
               </m:e>
-            </m:acc>
+              <m:lim>
+                <m:r>
+                  <m:rPr>
+                    <m:sty m:val="p"/>
+                  </m:rPr>
+                  <m:t>∼</m:t>
+                </m:r>
+              </m:lim>
+            </m:limLow>
           </m:e>
         </m:d>
         <m:r>
@@ -9922,16 +10202,21 @@
             <m:grow/>
           </m:dPr>
           <m:e>
-            <m:acc>
-              <m:accPr>
-                <m:chr m:val="̃"/>
-              </m:accPr>
+            <m:limLow>
               <m:e>
                 <m:r>
                   <m:t>u</m:t>
                 </m:r>
               </m:e>
-            </m:acc>
+              <m:lim>
+                <m:r>
+                  <m:rPr>
+                    <m:sty m:val="p"/>
+                  </m:rPr>
+                  <m:t>∼</m:t>
+                </m:r>
+              </m:lim>
+            </m:limLow>
             <m:r>
               <m:rPr>
                 <m:sty m:val="p"/>
@@ -9944,16 +10229,21 @@
               </m:rPr>
               <m:t>A</m:t>
             </m:r>
-            <m:acc>
-              <m:accPr>
-                <m:chr m:val="̃"/>
-              </m:accPr>
+            <m:limLow>
               <m:e>
                 <m:r>
                   <m:t>v</m:t>
                 </m:r>
               </m:e>
-            </m:acc>
+              <m:lim>
+                <m:r>
+                  <m:rPr>
+                    <m:sty m:val="p"/>
+                  </m:rPr>
+                  <m:t>∼</m:t>
+                </m:r>
+              </m:lim>
+            </m:limLow>
           </m:e>
         </m:d>
         <m:r>
@@ -9970,32 +10260,42 @@
         <w:t xml:space="preserve"> </w:t>
       </w:r>
       <m:oMath>
-        <m:acc>
-          <m:accPr>
-            <m:chr m:val="̃"/>
-          </m:accPr>
+        <m:limLow>
           <m:e>
             <m:r>
               <m:t>u</m:t>
             </m:r>
           </m:e>
-        </m:acc>
+          <m:lim>
+            <m:r>
+              <m:rPr>
+                <m:sty m:val="p"/>
+              </m:rPr>
+              <m:t>∼</m:t>
+            </m:r>
+          </m:lim>
+        </m:limLow>
         <m:r>
           <m:rPr>
             <m:sty m:val="p"/>
           </m:rPr>
           <m:t>,</m:t>
         </m:r>
-        <m:acc>
-          <m:accPr>
-            <m:chr m:val="̃"/>
-          </m:accPr>
+        <m:limLow>
           <m:e>
             <m:r>
               <m:t>v</m:t>
             </m:r>
           </m:e>
-        </m:acc>
+          <m:lim>
+            <m:r>
+              <m:rPr>
+                <m:sty m:val="p"/>
+              </m:rPr>
+              <m:t>∼</m:t>
+            </m:r>
+          </m:lim>
+        </m:limLow>
         <m:r>
           <m:rPr>
             <m:sty m:val="p"/>
